--- a/DSCMS/wwwroot/raw/resume/resume-brady-prigge.docx
+++ b/DSCMS/wwwroot/raw/resume/resume-brady-prigge.docx
@@ -242,19 +242,7 @@
                 <w:rPr>
                   <w:rStyle w:val="Hyperlink"/>
                 </w:rPr>
-                <w:t>https://bradye</w:t>
-              </w:r>
-              <w:r>
-                <w:rPr>
-                  <w:rStyle w:val="Hyperlink"/>
-                </w:rPr>
-                <w:t>p</w:t>
-              </w:r>
-              <w:r>
-                <w:rPr>
-                  <w:rStyle w:val="Hyperlink"/>
-                </w:rPr>
-                <w:t>.com/</w:t>
+                <w:t>https://bradyep.com/</w:t>
               </w:r>
             </w:hyperlink>
           </w:p>
@@ -324,13 +312,7 @@
               <w:spacing w:after="160"/>
             </w:pPr>
             <w:r>
-              <w:t xml:space="preserve">Senior </w:t>
-            </w:r>
-            <w:r>
-              <w:t xml:space="preserve">or Principal </w:t>
-            </w:r>
-            <w:r>
-              <w:t>software</w:t>
+              <w:t>Senior software</w:t>
             </w:r>
             <w:r>
               <w:t xml:space="preserve"> </w:t>
@@ -339,7 +321,7 @@
               <w:t>engineering</w:t>
             </w:r>
             <w:r>
-              <w:t xml:space="preserve"> position in the Twin Cities metro area</w:t>
+              <w:t xml:space="preserve"> position</w:t>
             </w:r>
           </w:p>
         </w:tc>
@@ -416,7 +398,13 @@
               <w:t>years</w:t>
             </w:r>
             <w:r>
-              <w:t xml:space="preserve"> of experience </w:t>
+              <w:t xml:space="preserve"> of </w:t>
+            </w:r>
+            <w:r>
+              <w:t xml:space="preserve">professional </w:t>
+            </w:r>
+            <w:r>
+              <w:t xml:space="preserve">experience </w:t>
             </w:r>
             <w:r>
               <w:t xml:space="preserve">successfully </w:t>
@@ -550,13 +538,13 @@
               <w:t>Administrator</w:t>
             </w:r>
             <w:r>
-              <w:t>, Graphic Designer</w:t>
-            </w:r>
-            <w:r>
-              <w:t xml:space="preserve"> </w:t>
-            </w:r>
-            <w:r>
-              <w:t>and Project Manager</w:t>
+              <w:t>,</w:t>
+            </w:r>
+            <w:r>
+              <w:t xml:space="preserve"> Project Manager and</w:t>
+            </w:r>
+            <w:r>
+              <w:t xml:space="preserve"> Graphic Designer</w:t>
             </w:r>
           </w:p>
           <w:p>
@@ -586,7 +574,13 @@
               </w:numPr>
             </w:pPr>
             <w:r>
-              <w:t xml:space="preserve">Proven record </w:t>
+              <w:t>Proven record</w:t>
+            </w:r>
+            <w:r>
+              <w:t xml:space="preserve"> of</w:t>
+            </w:r>
+            <w:r>
+              <w:t xml:space="preserve"> </w:t>
             </w:r>
             <w:r>
               <w:t>bring</w:t>
@@ -766,7 +760,28 @@
                 <w:rFonts w:ascii="Gill Sans MT" w:eastAsia="Gill Sans MT" w:hAnsi="Gill Sans MT"/>
                 <w:color w:val="000000"/>
               </w:rPr>
-              <w:t>, HTML, CSS</w:t>
+              <w:t>, HTML</w:t>
+            </w:r>
+            <w:r>
+              <w:rPr>
+                <w:rFonts w:ascii="Gill Sans MT" w:eastAsia="Gill Sans MT" w:hAnsi="Gill Sans MT"/>
+                <w:color w:val="000000"/>
+              </w:rPr>
+              <w:t>5</w:t>
+            </w:r>
+            <w:r>
+              <w:rPr>
+                <w:rFonts w:ascii="Gill Sans MT" w:eastAsia="Gill Sans MT" w:hAnsi="Gill Sans MT"/>
+                <w:color w:val="000000"/>
+              </w:rPr>
+              <w:t>, CSS</w:t>
+            </w:r>
+            <w:r>
+              <w:rPr>
+                <w:rFonts w:ascii="Gill Sans MT" w:eastAsia="Gill Sans MT" w:hAnsi="Gill Sans MT"/>
+                <w:color w:val="000000"/>
+              </w:rPr>
+              <w:t>3</w:t>
             </w:r>
             <w:r>
               <w:rPr>
@@ -813,7 +828,21 @@
                 <w:rFonts w:ascii="Gill Sans MT" w:eastAsia="Gill Sans MT" w:hAnsi="Gill Sans MT"/>
                 <w:color w:val="000000"/>
               </w:rPr>
-              <w:t>.NET, Node.js</w:t>
+              <w:t>.NET</w:t>
+            </w:r>
+            <w:r>
+              <w:rPr>
+                <w:rFonts w:ascii="Gill Sans MT" w:eastAsia="Gill Sans MT" w:hAnsi="Gill Sans MT"/>
+                <w:color w:val="000000"/>
+              </w:rPr>
+              <w:t xml:space="preserve"> 10</w:t>
+            </w:r>
+            <w:r>
+              <w:rPr>
+                <w:rFonts w:ascii="Gill Sans MT" w:eastAsia="Gill Sans MT" w:hAnsi="Gill Sans MT"/>
+                <w:color w:val="000000"/>
+              </w:rPr>
+              <w:t>, Node.js</w:t>
             </w:r>
             <w:r>
               <w:rPr>
@@ -927,23 +956,7 @@
                 <w:rFonts w:ascii="Gill Sans MT" w:eastAsia="Gill Sans MT" w:hAnsi="Gill Sans MT"/>
                 <w:color w:val="000000"/>
               </w:rPr>
-              <w:t xml:space="preserve">, </w:t>
-            </w:r>
-            <w:proofErr w:type="spellStart"/>
-            <w:r>
-              <w:rPr>
-                <w:rFonts w:ascii="Gill Sans MT" w:eastAsia="Gill Sans MT" w:hAnsi="Gill Sans MT"/>
-                <w:color w:val="000000"/>
-              </w:rPr>
-              <w:t>MobX</w:t>
-            </w:r>
-            <w:proofErr w:type="spellEnd"/>
-            <w:r>
-              <w:rPr>
-                <w:rFonts w:ascii="Gill Sans MT" w:eastAsia="Gill Sans MT" w:hAnsi="Gill Sans MT"/>
-                <w:color w:val="000000"/>
-              </w:rPr>
-              <w:t>, Bootstrap</w:t>
+              <w:t>, MobX, Bootstrap</w:t>
             </w:r>
           </w:p>
           <w:p>
@@ -1024,7 +1037,21 @@
                 <w:rFonts w:ascii="Gill Sans MT" w:eastAsia="Gill Sans MT" w:hAnsi="Gill Sans MT"/>
                 <w:color w:val="000000"/>
               </w:rPr>
-              <w:t xml:space="preserve">Visual Studio, </w:t>
+              <w:t>Visual Studio</w:t>
+            </w:r>
+            <w:r>
+              <w:rPr>
+                <w:rFonts w:ascii="Gill Sans MT" w:eastAsia="Gill Sans MT" w:hAnsi="Gill Sans MT"/>
+                <w:color w:val="000000"/>
+              </w:rPr>
+              <w:t xml:space="preserve"> 2026</w:t>
+            </w:r>
+            <w:r>
+              <w:rPr>
+                <w:rFonts w:ascii="Gill Sans MT" w:eastAsia="Gill Sans MT" w:hAnsi="Gill Sans MT"/>
+                <w:color w:val="000000"/>
+              </w:rPr>
+              <w:t xml:space="preserve">, </w:t>
             </w:r>
             <w:r>
               <w:t>SQL Server Management Studio</w:t>
@@ -1258,7 +1285,7 @@
                 <w:rStyle w:val="SubsectionChar"/>
                 <w:bCs/>
               </w:rPr>
-              <w:t>Consulting and Open</w:t>
+              <w:t>Open</w:t>
             </w:r>
             <w:r>
               <w:rPr>
@@ -1288,53 +1315,107 @@
               <w:pStyle w:val="SubsectionDate"/>
             </w:pPr>
             <w:r>
-              <w:t>January 2011 - Present</w:t>
+              <w:t xml:space="preserve">August </w:t>
+            </w:r>
+            <w:r>
+              <w:t>20</w:t>
+            </w:r>
+            <w:r>
+              <w:t>24</w:t>
+            </w:r>
+            <w:r>
+              <w:t xml:space="preserve"> - Present</w:t>
             </w:r>
           </w:p>
           <w:p>
             <w:pPr>
               <w:pStyle w:val="SubsectionText"/>
               <w:spacing w:after="160"/>
-              <w:rPr>
-                <w:b/>
-                <w:bCs/>
-              </w:rPr>
-            </w:pPr>
-            <w:r>
-              <w:rPr>
-                <w:b/>
-                <w:bCs/>
-              </w:rPr>
-              <w:t>2024-2025</w:t>
-            </w:r>
-            <w:r>
-              <w:rPr>
-                <w:b/>
-                <w:bCs/>
-              </w:rPr>
-              <w:t xml:space="preserve"> software project</w:t>
-            </w:r>
-            <w:r>
-              <w:rPr>
-                <w:b/>
-                <w:bCs/>
-              </w:rPr>
-              <w:t>s</w:t>
-            </w:r>
-            <w:r>
-              <w:rPr>
-                <w:b/>
-                <w:bCs/>
-              </w:rPr>
-              <w:t xml:space="preserve"> for the community of the VR game Beat Saber</w:t>
-            </w:r>
-            <w:r>
-              <w:rPr>
-                <w:b/>
-                <w:bCs/>
-              </w:rPr>
-              <w:t>:</w:t>
-            </w:r>
+            </w:pPr>
+            <w:r>
+              <w:t xml:space="preserve">Created </w:t>
+            </w:r>
+            <w:hyperlink r:id="rId12" w:history="1">
+              <w:r>
+                <w:rPr>
+                  <w:rStyle w:val="Hyperlink"/>
+                </w:rPr>
+                <w:t>DSCMS</w:t>
+              </w:r>
+            </w:hyperlink>
+            <w:r>
+              <w:t>: The Dead Simple Content Management System</w:t>
+            </w:r>
+            <w:r>
+              <w:t>;</w:t>
+            </w:r>
+            <w:r>
+              <w:t xml:space="preserve"> a fully functional, fast, and simple CMS that</w:t>
+            </w:r>
+            <w:r>
+              <w:t xml:space="preserve"> supports multiple types of user-defined content.</w:t>
+            </w:r>
+            <w:r>
+              <w:t xml:space="preserve"> Developed personal </w:t>
+            </w:r>
+            <w:hyperlink r:id="rId13" w:history="1">
+              <w:r>
+                <w:rPr>
+                  <w:rStyle w:val="Hyperlink"/>
+                </w:rPr>
+                <w:t>website</w:t>
+              </w:r>
+            </w:hyperlink>
+            <w:r>
+              <w:t xml:space="preserve">, which utilizes DSCMS to deliver a hand-built, data-driven, fully admin-able website to store development projects as well as their source code. Built </w:t>
+            </w:r>
+            <w:hyperlink r:id="rId14" w:history="1">
+              <w:r>
+                <w:rPr>
+                  <w:rStyle w:val="Hyperlink"/>
+                </w:rPr>
+                <w:t>newsfeeds.fyi</w:t>
+              </w:r>
+            </w:hyperlink>
+            <w:r>
+              <w:t xml:space="preserve">, a customizable “home page” with user-selected newsfeeds. </w:t>
+            </w:r>
+            <w:r>
+              <w:t>Also c</w:t>
+            </w:r>
+            <w:r>
+              <w:t xml:space="preserve">reated </w:t>
+            </w:r>
+            <w:r>
+              <w:t>software projects for the community of the VR game Beat Saber</w:t>
+            </w:r>
+            <w:r>
+              <w:t>.</w:t>
+            </w:r>
+          </w:p>
+          <w:p>
+            <w:pPr>
+              <w:pStyle w:val="SubsectionText"/>
+              <w:spacing w:after="160"/>
+            </w:pPr>
+          </w:p>
+          <w:p>
+            <w:pPr>
+              <w:pStyle w:val="SubsectionText"/>
+              <w:spacing w:after="160"/>
+            </w:pPr>
+          </w:p>
+          <w:p>
+            <w:pPr>
+              <w:pStyle w:val="SubsectionText"/>
+              <w:spacing w:after="160"/>
+            </w:pPr>
+          </w:p>
+          <w:p>
+            <w:pPr>
+              <w:pStyle w:val="SubsectionText"/>
+              <w:spacing w:after="160"/>
+            </w:pPr>
           </w:p>
           <w:p>
             <w:pPr>
@@ -1346,9 +1427,47 @@
               <w:spacing w:line="276" w:lineRule="auto"/>
             </w:pPr>
             <w:r>
+              <w:lastRenderedPageBreak/>
+              <w:t xml:space="preserve">DSCMS </w:t>
+            </w:r>
+            <w:r>
+              <w:t>runs on ASP.NET Core and SQLite inside an easily deployable Docker container</w:t>
+            </w:r>
+          </w:p>
+          <w:p>
+            <w:pPr>
+              <w:pStyle w:val="ListBullet"/>
+              <w:numPr>
+                <w:ilvl w:val="0"/>
+                <w:numId w:val="1"/>
+              </w:numPr>
+              <w:spacing w:line="276" w:lineRule="auto"/>
+            </w:pPr>
+            <w:hyperlink r:id="rId15" w:history="1">
+              <w:r>
+                <w:rPr>
+                  <w:rStyle w:val="Hyperlink"/>
+                </w:rPr>
+                <w:t>newsfeeds.fyi</w:t>
+              </w:r>
+            </w:hyperlink>
+            <w:r>
+              <w:t xml:space="preserve"> is built on a node Express backend and a React frontend, all written in TypeScript</w:t>
+            </w:r>
+          </w:p>
+          <w:p>
+            <w:pPr>
+              <w:pStyle w:val="ListBullet"/>
+              <w:numPr>
+                <w:ilvl w:val="0"/>
+                <w:numId w:val="1"/>
+              </w:numPr>
+              <w:spacing w:line="276" w:lineRule="auto"/>
+            </w:pPr>
+            <w:r>
               <w:t xml:space="preserve">Created </w:t>
             </w:r>
-            <w:hyperlink r:id="rId12" w:history="1">
+            <w:hyperlink r:id="rId16" w:history="1">
               <w:r>
                 <w:rPr>
                   <w:rStyle w:val="Hyperlink"/>
@@ -1387,7 +1506,7 @@
             <w:r>
               <w:t xml:space="preserve">Made </w:t>
             </w:r>
-            <w:hyperlink r:id="rId13" w:history="1">
+            <w:hyperlink r:id="rId17" w:history="1">
               <w:r>
                 <w:rPr>
                   <w:rStyle w:val="Hyperlink"/>
@@ -1404,15 +1523,13 @@
             <w:r>
               <w:t xml:space="preserve"> </w:t>
             </w:r>
-            <w:hyperlink r:id="rId14" w:history="1">
-              <w:proofErr w:type="spellStart"/>
+            <w:hyperlink r:id="rId18" w:history="1">
               <w:r>
                 <w:rPr>
                   <w:rStyle w:val="Hyperlink"/>
                 </w:rPr>
                 <w:t>BeatLeader</w:t>
               </w:r>
-              <w:proofErr w:type="spellEnd"/>
             </w:hyperlink>
             <w:r>
               <w:t xml:space="preserve"> server code</w:t>
@@ -1448,7 +1565,7 @@
             <w:r>
               <w:t xml:space="preserve">Created </w:t>
             </w:r>
-            <w:hyperlink r:id="rId15" w:history="1">
+            <w:hyperlink r:id="rId19" w:history="1">
               <w:r>
                 <w:rPr>
                   <w:rStyle w:val="Hyperlink"/>
@@ -1457,262 +1574,25 @@
               </w:r>
             </w:hyperlink>
             <w:r>
-              <w:t xml:space="preserve">, a </w:t>
-            </w:r>
-            <w:proofErr w:type="spellStart"/>
-            <w:r>
-              <w:t>Powershell</w:t>
-            </w:r>
-            <w:proofErr w:type="spellEnd"/>
-            <w:r>
-              <w:t xml:space="preserve"> script that helps Beat Saber players manage custom songs stored on their hard drive</w:t>
-            </w:r>
-          </w:p>
-          <w:p>
-            <w:pPr>
-              <w:pStyle w:val="SubsectionText"/>
-              <w:spacing w:after="160"/>
-            </w:pPr>
-          </w:p>
-          <w:p>
-            <w:pPr>
-              <w:pStyle w:val="SubsectionText"/>
-              <w:spacing w:after="160"/>
-              <w:rPr>
+              <w:t>, a Power</w:t>
+            </w:r>
+            <w:r>
+              <w:t>S</w:t>
+            </w:r>
+            <w:r>
+              <w:t>hell script that helps Beat Saber players manage custom songs stored on their hard drive</w:t>
+            </w:r>
+          </w:p>
+          <w:p>
+            <w:pPr>
+              <w:pStyle w:val="SubsectionDate"/>
+              <w:rPr>
+                <w:rFonts w:ascii="Gill Sans MT" w:hAnsi="Gill Sans MT"/>
                 <w:b/>
-                <w:bCs/>
-              </w:rPr>
-            </w:pPr>
-            <w:r>
-              <w:rPr>
-                <w:b/>
-                <w:bCs/>
-              </w:rPr>
-              <w:lastRenderedPageBreak/>
-              <w:t>2011 – 2019 Projects</w:t>
-            </w:r>
-            <w:r>
-              <w:rPr>
-                <w:b/>
-                <w:bCs/>
-              </w:rPr>
-              <w:t>:</w:t>
-            </w:r>
-          </w:p>
-          <w:p>
-            <w:pPr>
-              <w:pStyle w:val="SubsectionText"/>
-              <w:spacing w:after="160"/>
-            </w:pPr>
-          </w:p>
-          <w:p>
-            <w:pPr>
-              <w:pStyle w:val="SubsectionText"/>
-              <w:spacing w:after="160"/>
-            </w:pPr>
-            <w:r>
-              <w:t xml:space="preserve">Created </w:t>
-            </w:r>
-            <w:hyperlink r:id="rId16" w:history="1">
-              <w:r>
-                <w:rPr>
-                  <w:rStyle w:val="Hyperlink"/>
-                </w:rPr>
-                <w:t>DSCMS</w:t>
-              </w:r>
-            </w:hyperlink>
-            <w:r>
-              <w:t xml:space="preserve">: The Dead Simple Content Management System, a fully functional, </w:t>
-            </w:r>
-            <w:r>
-              <w:t>fast,</w:t>
-            </w:r>
-            <w:r>
-              <w:t xml:space="preserve"> and simple CMS that runs on ASP.NET Core and SQLite inside an easily deployable Docker container. Developed personal </w:t>
-            </w:r>
-            <w:hyperlink r:id="rId17" w:history="1">
-              <w:r>
-                <w:rPr>
-                  <w:rStyle w:val="Hyperlink"/>
-                </w:rPr>
-                <w:t>websit</w:t>
-              </w:r>
-              <w:r>
-                <w:rPr>
-                  <w:rStyle w:val="Hyperlink"/>
-                </w:rPr>
-                <w:t>e</w:t>
-              </w:r>
-            </w:hyperlink>
-            <w:r>
-              <w:t xml:space="preserve">, which utilizes DSCMS to deliver a hand-built, data-driven, fully admin-able website to store development projects as well as their source code. Built </w:t>
-            </w:r>
-            <w:hyperlink r:id="rId18" w:history="1">
-              <w:proofErr w:type="spellStart"/>
-              <w:r>
-                <w:rPr>
-                  <w:rStyle w:val="Hyperlink"/>
-                </w:rPr>
-                <w:t>new</w:t>
-              </w:r>
-              <w:r>
-                <w:rPr>
-                  <w:rStyle w:val="Hyperlink"/>
-                </w:rPr>
-                <w:t>s</w:t>
-              </w:r>
-              <w:r>
-                <w:rPr>
-                  <w:rStyle w:val="Hyperlink"/>
-                </w:rPr>
-                <w:t>feeds.fyi</w:t>
-              </w:r>
-              <w:proofErr w:type="spellEnd"/>
-            </w:hyperlink>
-            <w:r>
-              <w:t xml:space="preserve">, a customizable “home page” with user-selected newsfeeds. Created eight video games on multiple platforms (HTML5/JavaScript, Flash, Windows Executable). </w:t>
-            </w:r>
-          </w:p>
-          <w:p>
-            <w:pPr>
-              <w:pStyle w:val="ListBullet"/>
-              <w:numPr>
-                <w:ilvl w:val="0"/>
-                <w:numId w:val="1"/>
-              </w:numPr>
-            </w:pPr>
-            <w:r>
-              <w:t>Personal website is powered by DSCMS and makes use of Bootstrap for the UI</w:t>
-            </w:r>
-          </w:p>
-          <w:p>
-            <w:pPr>
-              <w:pStyle w:val="ListBullet"/>
-              <w:numPr>
-                <w:ilvl w:val="0"/>
-                <w:numId w:val="1"/>
-              </w:numPr>
-            </w:pPr>
-            <w:hyperlink r:id="rId19" w:history="1">
-              <w:proofErr w:type="spellStart"/>
-              <w:r>
-                <w:rPr>
-                  <w:rStyle w:val="Hyperlink"/>
-                </w:rPr>
-                <w:t>newsfeed</w:t>
-              </w:r>
-              <w:r>
-                <w:rPr>
-                  <w:rStyle w:val="Hyperlink"/>
-                </w:rPr>
-                <w:t>s</w:t>
-              </w:r>
-              <w:r>
-                <w:rPr>
-                  <w:rStyle w:val="Hyperlink"/>
-                </w:rPr>
-                <w:t>.fyi</w:t>
-              </w:r>
-              <w:proofErr w:type="spellEnd"/>
-            </w:hyperlink>
-            <w:r>
-              <w:t xml:space="preserve"> is built on a node Express backend and a React frontend, all written in TypeScript</w:t>
-            </w:r>
-          </w:p>
-          <w:p>
-            <w:pPr>
-              <w:pStyle w:val="ListBullet"/>
-              <w:numPr>
-                <w:ilvl w:val="0"/>
-                <w:numId w:val="1"/>
-              </w:numPr>
-            </w:pPr>
-            <w:hyperlink r:id="rId20" w:history="1">
-              <w:r>
-                <w:rPr>
-                  <w:rStyle w:val="Hyperlink"/>
-                </w:rPr>
-                <w:t>Games</w:t>
-              </w:r>
-            </w:hyperlink>
-            <w:r>
-              <w:t xml:space="preserve">: </w:t>
-            </w:r>
-            <w:r>
-              <w:t>Shapeshifter</w:t>
-            </w:r>
-            <w:r>
-              <w:t xml:space="preserve">, </w:t>
-            </w:r>
-            <w:r>
-              <w:t>I Demon</w:t>
-            </w:r>
-            <w:r>
-              <w:t xml:space="preserve">, </w:t>
-            </w:r>
-            <w:r>
-              <w:t>One Screen Racer</w:t>
-            </w:r>
-            <w:r>
-              <w:t xml:space="preserve">, </w:t>
-            </w:r>
-            <w:r>
-              <w:t>The Farthest Possible Place</w:t>
-            </w:r>
-            <w:r>
-              <w:t xml:space="preserve">, </w:t>
-            </w:r>
-            <w:r>
-              <w:t>Catch the Bullet</w:t>
-            </w:r>
-            <w:r>
-              <w:t xml:space="preserve">, </w:t>
-            </w:r>
-            <w:r>
-              <w:t>Speedster</w:t>
-            </w:r>
-            <w:r>
-              <w:t xml:space="preserve">, </w:t>
-            </w:r>
-            <w:r>
-              <w:t>Sleepwalker</w:t>
-            </w:r>
-            <w:r>
-              <w:t xml:space="preserve">, </w:t>
-            </w:r>
-            <w:r>
-              <w:t>Jacks 2000</w:t>
-            </w:r>
-            <w:r>
-              <w:t xml:space="preserve"> </w:t>
-            </w:r>
-          </w:p>
-          <w:p>
-            <w:pPr>
-              <w:pStyle w:val="ListBullet"/>
-              <w:numPr>
-                <w:ilvl w:val="0"/>
-                <w:numId w:val="1"/>
-              </w:numPr>
-            </w:pPr>
-            <w:r>
-              <w:t>All video games created from scratch: code, art, sounds and music</w:t>
-            </w:r>
-          </w:p>
-          <w:p>
-            <w:pPr>
-              <w:pStyle w:val="ListBullet"/>
-              <w:numPr>
-                <w:ilvl w:val="0"/>
-                <w:numId w:val="1"/>
-              </w:numPr>
-            </w:pPr>
-            <w:r>
-              <w:t>Aided in final push that allowed yogamother.com to complete and go live</w:t>
-            </w:r>
-            <w:r>
-              <w:t xml:space="preserve"> as a consultant</w:t>
-            </w:r>
+                <w:color w:val="auto"/>
+                <w:sz w:val="20"/>
+              </w:rPr>
+            </w:pPr>
           </w:p>
           <w:p>
             <w:pPr>
@@ -1780,7 +1660,7 @@
                 <w:color w:val="auto"/>
                 <w:sz w:val="20"/>
               </w:rPr>
-              <w:t>9</w:t>
+              <w:t>10</w:t>
             </w:r>
             <w:r>
               <w:rPr>
@@ -1804,7 +1684,7 @@
                 <w:color w:val="auto"/>
                 <w:sz w:val="20"/>
               </w:rPr>
-              <w:t xml:space="preserve"> Node.js, npm, Bootstrap, Entity Framework,</w:t>
+              <w:t xml:space="preserve"> Node.js, npm,</w:t>
             </w:r>
             <w:r>
               <w:rPr>
@@ -1812,7 +1692,7 @@
                 <w:color w:val="auto"/>
                 <w:sz w:val="20"/>
               </w:rPr>
-              <w:t xml:space="preserve"> Visual Studio,</w:t>
+              <w:t xml:space="preserve"> PowerShell,</w:t>
             </w:r>
             <w:r>
               <w:rPr>
@@ -1820,7 +1700,7 @@
                 <w:color w:val="auto"/>
                 <w:sz w:val="20"/>
               </w:rPr>
-              <w:t xml:space="preserve"> Visual Studio Code, Docker, AWS, Phaser,</w:t>
+              <w:t xml:space="preserve"> Bootstrap, Entity Framework,</w:t>
             </w:r>
             <w:r>
               <w:rPr>
@@ -1828,7 +1708,7 @@
                 <w:color w:val="auto"/>
                 <w:sz w:val="20"/>
               </w:rPr>
-              <w:t xml:space="preserve"> Adobe Flash Professional, Adobe Flash Builder,</w:t>
+              <w:t xml:space="preserve"> Visual Studio</w:t>
             </w:r>
             <w:r>
               <w:rPr>
@@ -1836,7 +1716,7 @@
                 <w:color w:val="auto"/>
                 <w:sz w:val="20"/>
               </w:rPr>
-              <w:t xml:space="preserve"> Git, Joomla, PHP,</w:t>
+              <w:t xml:space="preserve"> 2026</w:t>
             </w:r>
             <w:r>
               <w:rPr>
@@ -1844,7 +1724,7 @@
                 <w:color w:val="auto"/>
                 <w:sz w:val="20"/>
               </w:rPr>
-              <w:t xml:space="preserve"> Photoshop, </w:t>
+              <w:t>,</w:t>
             </w:r>
             <w:r>
               <w:rPr>
@@ -1852,7 +1732,7 @@
                 <w:color w:val="auto"/>
                 <w:sz w:val="20"/>
               </w:rPr>
-              <w:t xml:space="preserve">Autodesk </w:t>
+              <w:t xml:space="preserve"> Visual Studio Code, Docker</w:t>
             </w:r>
             <w:r>
               <w:rPr>
@@ -1860,7 +1740,23 @@
                 <w:color w:val="auto"/>
                 <w:sz w:val="20"/>
               </w:rPr>
-              <w:t>Sketchbook Pro</w:t>
+              <w:t>,</w:t>
+            </w:r>
+            <w:r>
+              <w:rPr>
+                <w:rFonts w:ascii="Gill Sans MT" w:hAnsi="Gill Sans MT"/>
+                <w:color w:val="auto"/>
+                <w:sz w:val="20"/>
+              </w:rPr>
+              <w:t xml:space="preserve"> Git,</w:t>
+            </w:r>
+            <w:r>
+              <w:rPr>
+                <w:rFonts w:ascii="Gill Sans MT" w:hAnsi="Gill Sans MT"/>
+                <w:color w:val="auto"/>
+                <w:sz w:val="20"/>
+              </w:rPr>
+              <w:t xml:space="preserve"> Photoshop</w:t>
             </w:r>
           </w:p>
           <w:p>
@@ -1928,7 +1824,7 @@
             <w:r>
               <w:t xml:space="preserve"> (</w:t>
             </w:r>
-            <w:hyperlink r:id="rId21" w:history="1">
+            <w:hyperlink r:id="rId20" w:history="1">
               <w:r>
                 <w:rPr>
                   <w:rStyle w:val="Hyperlink"/>
@@ -1988,7 +1884,13 @@
               <w:t>multi-year</w:t>
             </w:r>
             <w:r>
-              <w:t xml:space="preserve"> project that allowed fine-grained tracking of how students interacted with Mackin products and services. </w:t>
+              <w:t xml:space="preserve"> project that allowed fine-grained tracking</w:t>
+            </w:r>
+            <w:r>
+              <w:t xml:space="preserve"> of exactly</w:t>
+            </w:r>
+            <w:r>
+              <w:t xml:space="preserve"> how students interacted with Mackin products and services. </w:t>
             </w:r>
             <w:r>
               <w:t>Lead developer for the Mackin eBook and audiobook conversion</w:t>
@@ -2000,7 +1902,25 @@
               <w:t>;</w:t>
             </w:r>
             <w:r>
-              <w:t xml:space="preserve"> responsible for converting raw material from publishers into Mackin eBooks and audiobooks</w:t>
+              <w:t xml:space="preserve"> responsible for converting raw material from publishers</w:t>
+            </w:r>
+            <w:r>
+              <w:t xml:space="preserve"> (PDF, EPUB</w:t>
+            </w:r>
+            <w:r>
+              <w:t>, .wav</w:t>
+            </w:r>
+            <w:r>
+              <w:t xml:space="preserve">, </w:t>
+            </w:r>
+            <w:r>
+              <w:t>.mp3</w:t>
+            </w:r>
+            <w:r>
+              <w:t>)</w:t>
+            </w:r>
+            <w:r>
+              <w:t xml:space="preserve"> into Mackin eBooks and audiobooks</w:t>
             </w:r>
             <w:r>
               <w:t>. Also wrote software</w:t>
@@ -2104,7 +2024,13 @@
               <w:t>Wrote and updated</w:t>
             </w:r>
             <w:r>
-              <w:t xml:space="preserve"> documentation</w:t>
+              <w:t xml:space="preserve"> </w:t>
+            </w:r>
+            <w:r>
+              <w:t xml:space="preserve">highly-detailed </w:t>
+            </w:r>
+            <w:r>
+              <w:t>documentation</w:t>
             </w:r>
             <w:r>
               <w:t xml:space="preserve"> for developers, business stake-holders and end users</w:t>
@@ -2157,6 +2083,9 @@
               <w:t>5</w:t>
             </w:r>
             <w:r>
+              <w:t xml:space="preserve"> and 6</w:t>
+            </w:r>
+            <w:r>
               <w:t xml:space="preserve">, </w:t>
             </w:r>
             <w:r>
@@ -2202,16 +2131,26 @@
               <w:t xml:space="preserve"> Bitbucket</w:t>
             </w:r>
             <w:r>
-              <w:t xml:space="preserve">, </w:t>
-            </w:r>
-            <w:proofErr w:type="spellStart"/>
-            <w:r>
-              <w:t>Mattermost</w:t>
-            </w:r>
-            <w:proofErr w:type="spellEnd"/>
+              <w:t>, Mattermost</w:t>
+            </w:r>
             <w:r>
               <w:t>, Jasmine/Karma</w:t>
             </w:r>
+          </w:p>
+          <w:p>
+            <w:pPr>
+              <w:pStyle w:val="SubsectionText"/>
+            </w:pPr>
+          </w:p>
+          <w:p>
+            <w:pPr>
+              <w:pStyle w:val="SubsectionText"/>
+            </w:pPr>
+          </w:p>
+          <w:p>
+            <w:pPr>
+              <w:pStyle w:val="SubsectionText"/>
+            </w:pPr>
           </w:p>
           <w:p>
             <w:pPr>
@@ -2814,15 +2753,7 @@
               <w:t>#, SQL,</w:t>
             </w:r>
             <w:r>
-              <w:t xml:space="preserve"> </w:t>
-            </w:r>
-            <w:proofErr w:type="spellStart"/>
-            <w:r>
-              <w:t>MobX</w:t>
-            </w:r>
-            <w:proofErr w:type="spellEnd"/>
-            <w:r>
-              <w:t>,</w:t>
+              <w:t xml:space="preserve"> MobX,</w:t>
             </w:r>
             <w:r>
               <w:t xml:space="preserve"> Jest, Enzyme,</w:t>
@@ -3048,7 +2979,7 @@
             <w:r>
               <w:t xml:space="preserve">Developed cross repository search functionality for </w:t>
             </w:r>
-            <w:hyperlink r:id="rId22" w:history="1">
+            <w:hyperlink r:id="rId21" w:history="1">
               <w:r>
                 <w:rPr>
                   <w:rStyle w:val="Hyperlink"/>
@@ -3107,7 +3038,7 @@
             <w:r>
               <w:t xml:space="preserve"> </w:t>
             </w:r>
-            <w:hyperlink r:id="rId23" w:history="1">
+            <w:hyperlink r:id="rId22" w:history="1">
               <w:r>
                 <w:rPr>
                   <w:rStyle w:val="Hyperlink"/>
@@ -3409,18 +3340,10 @@
               <w:t xml:space="preserve"> the Incentives Module; also wrote stored procedures for the database as well as complex synchronizing mechanisms for handling data going to and from remote databases via web services. Developed intensive unit tests as well as high level functional tests. Worked with IT to generate a build and deploy pl</w:t>
             </w:r>
             <w:r>
-              <w:t xml:space="preserve">an, including the writing of </w:t>
-            </w:r>
-            <w:proofErr w:type="spellStart"/>
-            <w:r>
-              <w:t>MS</w:t>
-            </w:r>
-            <w:r>
-              <w:t>Build</w:t>
-            </w:r>
-            <w:proofErr w:type="spellEnd"/>
-            <w:r>
-              <w:t xml:space="preserve"> scripts. Explained and demonstrated the Incentives </w:t>
+              <w:t>an, including the writing of MS</w:t>
+            </w:r>
+            <w:r>
+              <w:t xml:space="preserve">Build scripts. Explained and demonstrated the Incentives </w:t>
             </w:r>
             <w:r>
               <w:t>Module to Staywell employees as well as</w:t>
@@ -3444,15 +3367,7 @@
               <w:t>UI</w:t>
             </w:r>
             <w:r>
-              <w:t xml:space="preserve"> design/layout and script generation. Produced ad-hoc data reports as requested. Organized, kicked off and lead the Email and </w:t>
-            </w:r>
-            <w:proofErr w:type="spellStart"/>
-            <w:r>
-              <w:t>eMessaging</w:t>
-            </w:r>
-            <w:proofErr w:type="spellEnd"/>
-            <w:r>
-              <w:t xml:space="preserve"> project.</w:t>
+              <w:t xml:space="preserve"> design/layout and script generation. Produced ad-hoc data reports as requested. Organized, kicked off and lead the Email and eMessaging project.</w:t>
             </w:r>
           </w:p>
           <w:p>
@@ -3516,15 +3431,7 @@
               <w:t xml:space="preserve"> selected to lead a new </w:t>
             </w:r>
             <w:r>
-              <w:t xml:space="preserve">2008 project: </w:t>
-            </w:r>
-            <w:proofErr w:type="spellStart"/>
-            <w:r>
-              <w:t>eMessaging</w:t>
-            </w:r>
-            <w:proofErr w:type="spellEnd"/>
-            <w:r>
-              <w:t xml:space="preserve"> and Em</w:t>
+              <w:t>2008 project: eMessaging and Em</w:t>
             </w:r>
             <w:r>
               <w:t>ail</w:t>
@@ -3583,15 +3490,7 @@
               <w:t>,</w:t>
             </w:r>
             <w:r>
-              <w:t xml:space="preserve"> </w:t>
-            </w:r>
-            <w:proofErr w:type="spellStart"/>
-            <w:r>
-              <w:t>MSBuild</w:t>
-            </w:r>
-            <w:proofErr w:type="spellEnd"/>
-            <w:r>
-              <w:t>, Windows PowerShell,</w:t>
+              <w:t xml:space="preserve"> MSBuild, Windows PowerShell,</w:t>
             </w:r>
             <w:r>
               <w:t xml:space="preserve"> Photoshop</w:t>
@@ -3897,13 +3796,8 @@
               <w:pStyle w:val="SubsectionDate"/>
               <w:spacing w:after="0"/>
             </w:pPr>
-            <w:proofErr w:type="spellStart"/>
-            <w:r>
-              <w:t>Martin|Williams</w:t>
-            </w:r>
-            <w:proofErr w:type="spellEnd"/>
-            <w:r>
-              <w:t xml:space="preserve"> Advertising</w:t>
+            <w:r>
+              <w:t>Martin|Williams Advertising</w:t>
             </w:r>
             <w:r>
               <w:t xml:space="preserve"> (Minneapolis, MN)</w:t>
@@ -4114,25 +4008,7 @@
                 <w:color w:val="auto"/>
                 <w:sz w:val="20"/>
               </w:rPr>
-              <w:t xml:space="preserve">erl, </w:t>
-            </w:r>
-            <w:proofErr w:type="spellStart"/>
-            <w:r>
-              <w:rPr>
-                <w:rFonts w:ascii="Gill Sans MT" w:hAnsi="Gill Sans MT"/>
-                <w:color w:val="auto"/>
-                <w:sz w:val="20"/>
-              </w:rPr>
-              <w:t>JEdit</w:t>
-            </w:r>
-            <w:proofErr w:type="spellEnd"/>
-            <w:r>
-              <w:rPr>
-                <w:rFonts w:ascii="Gill Sans MT" w:hAnsi="Gill Sans MT"/>
-                <w:color w:val="auto"/>
-                <w:sz w:val="20"/>
-              </w:rPr>
-              <w:t>, SQL, MS SQL Server, Java</w:t>
+              <w:t>erl, JEdit, SQL, MS SQL Server, Java</w:t>
             </w:r>
             <w:r>
               <w:rPr>
@@ -4300,11 +4176,11 @@
     </w:tbl>
     <w:p/>
     <w:sectPr>
-      <w:headerReference w:type="even" r:id="rId24"/>
-      <w:headerReference w:type="default" r:id="rId25"/>
-      <w:footerReference w:type="even" r:id="rId26"/>
-      <w:footerReference w:type="default" r:id="rId27"/>
-      <w:footerReference w:type="first" r:id="rId28"/>
+      <w:headerReference w:type="even" r:id="rId23"/>
+      <w:headerReference w:type="default" r:id="rId24"/>
+      <w:footerReference w:type="even" r:id="rId25"/>
+      <w:footerReference w:type="default" r:id="rId26"/>
+      <w:footerReference w:type="first" r:id="rId27"/>
       <w:pgSz w:w="12240" w:h="15840"/>
       <w:pgMar w:top="720" w:right="1440" w:bottom="720" w:left="1440" w:header="720" w:footer="720" w:gutter="0"/>
       <w:cols w:space="720"/>
@@ -4723,7 +4599,7 @@
   <w:abstractNum w:abstractNumId="9" w15:restartNumberingAfterBreak="0">
     <w:nsid w:val="FFFFFF89"/>
     <w:multiLevelType w:val="singleLevel"/>
-    <w:tmpl w:val="776625E8"/>
+    <w:tmpl w:val="ABB48C56"/>
     <w:lvl w:ilvl="0">
       <w:start w:val="1"/>
       <w:numFmt w:val="bullet"/>
@@ -6909,13 +6785,16 @@
     <w:rsid w:val="00086570"/>
     <w:rsid w:val="00096107"/>
     <w:rsid w:val="000A01C0"/>
+    <w:rsid w:val="000C16F1"/>
     <w:rsid w:val="000C2D1A"/>
     <w:rsid w:val="000D0905"/>
     <w:rsid w:val="000E7A2E"/>
     <w:rsid w:val="000F0C4D"/>
+    <w:rsid w:val="000F6CC0"/>
     <w:rsid w:val="001544D0"/>
     <w:rsid w:val="00217F6C"/>
     <w:rsid w:val="00227834"/>
+    <w:rsid w:val="00230AAD"/>
     <w:rsid w:val="00270F53"/>
     <w:rsid w:val="002750B7"/>
     <w:rsid w:val="00296CAB"/>
@@ -6937,6 +6816,7 @@
     <w:rsid w:val="00511330"/>
     <w:rsid w:val="00521EC5"/>
     <w:rsid w:val="0052573B"/>
+    <w:rsid w:val="00551585"/>
     <w:rsid w:val="005662C5"/>
     <w:rsid w:val="00591421"/>
     <w:rsid w:val="00605A17"/>
@@ -6951,11 +6831,13 @@
     <w:rsid w:val="007B62BB"/>
     <w:rsid w:val="008010BF"/>
     <w:rsid w:val="00814EB8"/>
+    <w:rsid w:val="00824FFF"/>
     <w:rsid w:val="00825FF1"/>
     <w:rsid w:val="00842D2E"/>
     <w:rsid w:val="008637C5"/>
     <w:rsid w:val="00882076"/>
     <w:rsid w:val="0088547B"/>
+    <w:rsid w:val="008A19A2"/>
     <w:rsid w:val="008B7512"/>
     <w:rsid w:val="008C499C"/>
     <w:rsid w:val="00906593"/>
@@ -6983,6 +6865,7 @@
     <w:rsid w:val="00BB0512"/>
     <w:rsid w:val="00BD1A73"/>
     <w:rsid w:val="00BD5B19"/>
+    <w:rsid w:val="00C2216D"/>
     <w:rsid w:val="00C423C2"/>
     <w:rsid w:val="00C444F3"/>
     <w:rsid w:val="00CA7CEB"/>
@@ -6996,6 +6879,7 @@
     <w:rsid w:val="00E153F4"/>
     <w:rsid w:val="00E16552"/>
     <w:rsid w:val="00E20097"/>
+    <w:rsid w:val="00EA7134"/>
     <w:rsid w:val="00EC4278"/>
     <w:rsid w:val="00F35233"/>
     <w:rsid w:val="00F43660"/>

--- a/DSCMS/wwwroot/raw/resume/resume-brady-prigge.docx
+++ b/DSCMS/wwwroot/raw/resume/resume-brady-prigge.docx
@@ -473,6 +473,9 @@
               <w:t>Mackin</w:t>
             </w:r>
             <w:r>
+              <w:t xml:space="preserve"> Educational Resources</w:t>
+            </w:r>
+            <w:r>
               <w:t xml:space="preserve">. </w:t>
             </w:r>
             <w:r>
@@ -1353,10 +1356,28 @@
               <w:t xml:space="preserve"> a fully functional, fast, and simple CMS that</w:t>
             </w:r>
             <w:r>
-              <w:t xml:space="preserve"> supports multiple types of user-defined content.</w:t>
-            </w:r>
-            <w:r>
-              <w:t xml:space="preserve"> Developed personal </w:t>
+              <w:t xml:space="preserve"> supports multiple types of user-defined content</w:t>
+            </w:r>
+            <w:r>
+              <w:t>, layout</w:t>
+            </w:r>
+            <w:r>
+              <w:t>s</w:t>
+            </w:r>
+            <w:r>
+              <w:t xml:space="preserve"> and templates</w:t>
+            </w:r>
+            <w:r>
+              <w:t>.</w:t>
+            </w:r>
+            <w:r>
+              <w:t xml:space="preserve"> Developed</w:t>
+            </w:r>
+            <w:r>
+              <w:t xml:space="preserve"> and deployed</w:t>
+            </w:r>
+            <w:r>
+              <w:t xml:space="preserve"> personal </w:t>
             </w:r>
             <w:hyperlink r:id="rId13" w:history="1">
               <w:r>
@@ -1367,7 +1388,25 @@
               </w:r>
             </w:hyperlink>
             <w:r>
-              <w:t xml:space="preserve">, which utilizes DSCMS to deliver a hand-built, data-driven, fully admin-able website to store development projects as well as their source code. Built </w:t>
+              <w:t>, which utilizes DSCMS to deliver a data-driven, fully admin-able website to</w:t>
+            </w:r>
+            <w:r>
+              <w:t xml:space="preserve"> display and manage blog posts as well as </w:t>
+            </w:r>
+            <w:r>
+              <w:t>develop</w:t>
+            </w:r>
+            <w:r>
+              <w:t>ed</w:t>
+            </w:r>
+            <w:r>
+              <w:t xml:space="preserve"> projects</w:t>
+            </w:r>
+            <w:r>
+              <w:t xml:space="preserve"> and games</w:t>
+            </w:r>
+            <w:r>
+              <w:t xml:space="preserve">. Built </w:t>
             </w:r>
             <w:hyperlink r:id="rId14" w:history="1">
               <w:r>
@@ -1427,7 +1466,6 @@
               <w:spacing w:line="276" w:lineRule="auto"/>
             </w:pPr>
             <w:r>
-              <w:lastRenderedPageBreak/>
               <w:t xml:space="preserve">DSCMS </w:t>
             </w:r>
             <w:r>
@@ -1790,6 +1828,13 @@
               <w:t>Mackin</w:t>
             </w:r>
             <w:r>
+              <w:rPr>
+                <w:rFonts w:ascii="Bookman Old Style" w:eastAsia="Gill Sans MT" w:hAnsi="Bookman Old Style"/>
+                <w:color w:val="727CA3"/>
+              </w:rPr>
+              <w:t xml:space="preserve"> Educational Resources</w:t>
+            </w:r>
+            <w:r>
               <w:t xml:space="preserve"> (Burnsville, MN)</w:t>
             </w:r>
           </w:p>
@@ -2136,11 +2181,6 @@
             <w:r>
               <w:t>, Jasmine/Karma</w:t>
             </w:r>
-          </w:p>
-          <w:p>
-            <w:pPr>
-              <w:pStyle w:val="SubsectionText"/>
-            </w:pPr>
           </w:p>
           <w:p>
             <w:pPr>
@@ -6790,11 +6830,13 @@
     <w:rsid w:val="000D0905"/>
     <w:rsid w:val="000E7A2E"/>
     <w:rsid w:val="000F0C4D"/>
+    <w:rsid w:val="000F2BEE"/>
     <w:rsid w:val="000F6CC0"/>
     <w:rsid w:val="001544D0"/>
     <w:rsid w:val="00217F6C"/>
     <w:rsid w:val="00227834"/>
     <w:rsid w:val="00230AAD"/>
+    <w:rsid w:val="002351E9"/>
     <w:rsid w:val="00270F53"/>
     <w:rsid w:val="002750B7"/>
     <w:rsid w:val="00296CAB"/>
@@ -6807,6 +6849,7 @@
     <w:rsid w:val="003B1FA3"/>
     <w:rsid w:val="003E0193"/>
     <w:rsid w:val="004514A5"/>
+    <w:rsid w:val="00460E5F"/>
     <w:rsid w:val="004941C3"/>
     <w:rsid w:val="004B6867"/>
     <w:rsid w:val="004D045D"/>
@@ -6858,6 +6901,7 @@
     <w:rsid w:val="00AF0935"/>
     <w:rsid w:val="00AF0E75"/>
     <w:rsid w:val="00AF709E"/>
+    <w:rsid w:val="00B047FC"/>
     <w:rsid w:val="00B4030E"/>
     <w:rsid w:val="00B5725A"/>
     <w:rsid w:val="00B63F5E"/>

--- a/DSCMS/wwwroot/raw/resume/resume-brady-prigge.docx
+++ b/DSCMS/wwwroot/raw/resume/resume-brady-prigge.docx
@@ -413,6 +413,9 @@
               <w:t>building</w:t>
             </w:r>
             <w:r>
+              <w:t xml:space="preserve"> secure,</w:t>
+            </w:r>
+            <w:r>
               <w:t xml:space="preserve"> </w:t>
             </w:r>
             <w:r>
@@ -422,13 +425,10 @@
               <w:t>,</w:t>
             </w:r>
             <w:r>
+              <w:t xml:space="preserve"> maintainable,</w:t>
+            </w:r>
+            <w:r>
               <w:t xml:space="preserve"> user-friendly</w:t>
-            </w:r>
-            <w:r>
-              <w:t>,</w:t>
-            </w:r>
-            <w:r>
-              <w:t xml:space="preserve"> maintainable</w:t>
             </w:r>
             <w:r>
               <w:t>, well-tested</w:t>
@@ -627,7 +627,7 @@
               <w:spacing w:after="160"/>
             </w:pPr>
             <w:r>
-              <w:t>Experienced in working with and without AI assisted software development tools</w:t>
+              <w:t>Experienced in working with AI assisted software development tools</w:t>
             </w:r>
           </w:p>
         </w:tc>
@@ -901,7 +901,21 @@
                 <w:rFonts w:ascii="Gill Sans MT" w:eastAsia="Gill Sans MT" w:hAnsi="Gill Sans MT"/>
                 <w:color w:val="000000"/>
               </w:rPr>
-              <w:t>, Jest</w:t>
+              <w:t>,</w:t>
+            </w:r>
+            <w:r>
+              <w:rPr>
+                <w:rFonts w:ascii="Gill Sans MT" w:eastAsia="Gill Sans MT" w:hAnsi="Gill Sans MT"/>
+                <w:color w:val="000000"/>
+              </w:rPr>
+              <w:t xml:space="preserve"> Electron,</w:t>
+            </w:r>
+            <w:r>
+              <w:rPr>
+                <w:rFonts w:ascii="Gill Sans MT" w:eastAsia="Gill Sans MT" w:hAnsi="Gill Sans MT"/>
+                <w:color w:val="000000"/>
+              </w:rPr>
+              <w:t xml:space="preserve"> Jest</w:t>
             </w:r>
           </w:p>
           <w:p>
@@ -959,7 +973,23 @@
                 <w:rFonts w:ascii="Gill Sans MT" w:eastAsia="Gill Sans MT" w:hAnsi="Gill Sans MT"/>
                 <w:color w:val="000000"/>
               </w:rPr>
-              <w:t>, MobX, Bootstrap</w:t>
+              <w:t xml:space="preserve">, </w:t>
+            </w:r>
+            <w:proofErr w:type="spellStart"/>
+            <w:r>
+              <w:rPr>
+                <w:rFonts w:ascii="Gill Sans MT" w:eastAsia="Gill Sans MT" w:hAnsi="Gill Sans MT"/>
+                <w:color w:val="000000"/>
+              </w:rPr>
+              <w:t>MobX</w:t>
+            </w:r>
+            <w:proofErr w:type="spellEnd"/>
+            <w:r>
+              <w:rPr>
+                <w:rFonts w:ascii="Gill Sans MT" w:eastAsia="Gill Sans MT" w:hAnsi="Gill Sans MT"/>
+                <w:color w:val="000000"/>
+              </w:rPr>
+              <w:t>, Bootstrap</w:t>
             </w:r>
           </w:p>
           <w:p>
@@ -1409,12 +1439,14 @@
               <w:t xml:space="preserve">. Built </w:t>
             </w:r>
             <w:hyperlink r:id="rId14" w:history="1">
+              <w:proofErr w:type="spellStart"/>
               <w:r>
                 <w:rPr>
                   <w:rStyle w:val="Hyperlink"/>
                 </w:rPr>
                 <w:t>newsfeeds.fyi</w:t>
               </w:r>
+              <w:proofErr w:type="spellEnd"/>
             </w:hyperlink>
             <w:r>
               <w:t xml:space="preserve">, a customizable “home page” with user-selected newsfeeds. </w:t>
@@ -1482,12 +1514,14 @@
               <w:spacing w:line="276" w:lineRule="auto"/>
             </w:pPr>
             <w:hyperlink r:id="rId15" w:history="1">
+              <w:proofErr w:type="spellStart"/>
               <w:r>
                 <w:rPr>
                   <w:rStyle w:val="Hyperlink"/>
                 </w:rPr>
                 <w:t>newsfeeds.fyi</w:t>
               </w:r>
+              <w:proofErr w:type="spellEnd"/>
             </w:hyperlink>
             <w:r>
               <w:t xml:space="preserve"> is built on a node Express backend and a React frontend, all written in TypeScript</w:t>
@@ -1562,12 +1596,14 @@
               <w:t xml:space="preserve"> </w:t>
             </w:r>
             <w:hyperlink r:id="rId18" w:history="1">
+              <w:proofErr w:type="spellStart"/>
               <w:r>
                 <w:rPr>
                   <w:rStyle w:val="Hyperlink"/>
                 </w:rPr>
                 <w:t>BeatLeader</w:t>
               </w:r>
+              <w:proofErr w:type="spellEnd"/>
             </w:hyperlink>
             <w:r>
               <w:t xml:space="preserve"> server code</w:t>
@@ -1914,13 +1950,25 @@
               <w:t xml:space="preserve">. </w:t>
             </w:r>
             <w:r>
-              <w:t>Lead developer for the Mackin VIA frontend, an Apple Books</w:t>
+              <w:t xml:space="preserve">Lead developer for the Mackin VIA </w:t>
+            </w:r>
+            <w:r>
+              <w:t>client</w:t>
+            </w:r>
+            <w:r>
+              <w:t>, an Apple Books</w:t>
             </w:r>
             <w:r>
               <w:t>-</w:t>
             </w:r>
             <w:r>
-              <w:t xml:space="preserve">style mobile and web application that allowed students to consume eBooks and audiobooks. </w:t>
+              <w:t>style mobile and web</w:t>
+            </w:r>
+            <w:r>
+              <w:t xml:space="preserve"> e-reader</w:t>
+            </w:r>
+            <w:r>
+              <w:t xml:space="preserve"> application that allowed students to consume eBooks and audiobooks. </w:t>
             </w:r>
             <w:r>
               <w:t xml:space="preserve">Lead Reading Metrics initiative: a </w:t>
@@ -1935,10 +1983,16 @@
               <w:t xml:space="preserve"> of exactly</w:t>
             </w:r>
             <w:r>
-              <w:t xml:space="preserve"> how students interacted with Mackin products and services. </w:t>
-            </w:r>
-            <w:r>
-              <w:t>Lead developer for the Mackin eBook and audiobook conversion</w:t>
+              <w:t xml:space="preserve"> how students interacted with Mackin </w:t>
+            </w:r>
+            <w:r>
+              <w:t>resources</w:t>
+            </w:r>
+            <w:r>
+              <w:t xml:space="preserve">. </w:t>
+            </w:r>
+            <w:r>
+              <w:t>Lead developer for Mackin conversion</w:t>
             </w:r>
             <w:r>
               <w:t xml:space="preserve"> software</w:t>
@@ -1965,7 +2019,13 @@
               <w:t>)</w:t>
             </w:r>
             <w:r>
-              <w:t xml:space="preserve"> into Mackin eBooks and audiobooks</w:t>
+              <w:t xml:space="preserve"> into Mackin</w:t>
+            </w:r>
+            <w:r>
+              <w:t>-formatted</w:t>
+            </w:r>
+            <w:r>
+              <w:t xml:space="preserve"> eBooks and audiobooks</w:t>
             </w:r>
             <w:r>
               <w:t>. Also wrote software</w:t>
@@ -1977,7 +2037,16 @@
               <w:t>that generated</w:t>
             </w:r>
             <w:r>
-              <w:t xml:space="preserve"> previews for these resources</w:t>
+              <w:t xml:space="preserve"> shortened</w:t>
+            </w:r>
+            <w:r>
+              <w:t xml:space="preserve"> previews</w:t>
+            </w:r>
+            <w:r>
+              <w:t xml:space="preserve"> of</w:t>
+            </w:r>
+            <w:r>
+              <w:t xml:space="preserve"> these resources</w:t>
             </w:r>
             <w:r>
               <w:t xml:space="preserve"> in addition to tools that allowed Mackin QA to easily review converted material before being offered to customers. </w:t>
@@ -1995,10 +2064,39 @@
               </w:numPr>
             </w:pPr>
             <w:r>
-              <w:t>W</w:t>
-            </w:r>
-            <w:r>
-              <w:t>rote and maintained software that could be compared to products from Amazon or Apple in terms of functionality and complexity</w:t>
+              <w:t>VIA client</w:t>
+            </w:r>
+            <w:r>
+              <w:t xml:space="preserve"> is</w:t>
+            </w:r>
+            <w:r>
+              <w:t xml:space="preserve"> a full-featured e-reader that support</w:t>
+            </w:r>
+            <w:r>
+              <w:t>s</w:t>
+            </w:r>
+            <w:r>
+              <w:t xml:space="preserve"> check</w:t>
+            </w:r>
+            <w:r>
+              <w:t>ing</w:t>
+            </w:r>
+            <w:r>
+              <w:t xml:space="preserve"> in/out,</w:t>
+            </w:r>
+            <w:r>
+              <w:t xml:space="preserve"> downloading,</w:t>
+            </w:r>
+            <w:r>
+              <w:t xml:space="preserve"> bookmarks, content navigation and links, accessibility settings, read-</w:t>
+            </w:r>
+            <w:proofErr w:type="spellStart"/>
+            <w:r>
+              <w:t>alongs</w:t>
+            </w:r>
+            <w:proofErr w:type="spellEnd"/>
+            <w:r>
+              <w:t>, highlighting and note taking</w:t>
             </w:r>
           </w:p>
           <w:p>
@@ -2010,7 +2108,25 @@
               </w:numPr>
             </w:pPr>
             <w:r>
-              <w:t xml:space="preserve">Client software had to handle </w:t>
+              <w:t xml:space="preserve">VIA </w:t>
+            </w:r>
+            <w:r>
+              <w:t>software</w:t>
+            </w:r>
+            <w:r>
+              <w:t xml:space="preserve"> also</w:t>
+            </w:r>
+            <w:r>
+              <w:t xml:space="preserve"> handle</w:t>
+            </w:r>
+            <w:r>
+              <w:t>s</w:t>
+            </w:r>
+            <w:r>
+              <w:t xml:space="preserve"> </w:t>
+            </w:r>
+            <w:r>
+              <w:t xml:space="preserve">a </w:t>
             </w:r>
             <w:r>
               <w:t xml:space="preserve">wide variety of use cases: full functionality for audiobooks when device is </w:t>
@@ -2022,13 +2138,19 @@
               <w:t>asleep, students accessing same resource on different devices, support for going online or offline at any moment</w:t>
             </w:r>
             <w:r>
-              <w:t>, TTS support</w:t>
+              <w:t xml:space="preserve">, </w:t>
+            </w:r>
+            <w:r>
+              <w:t xml:space="preserve">mobile </w:t>
+            </w:r>
+            <w:r>
+              <w:t>TTS support</w:t>
             </w:r>
             <w:r>
               <w:t>, DRM</w:t>
             </w:r>
             <w:r>
-              <w:t xml:space="preserve"> </w:t>
+              <w:t>, generated pagination</w:t>
             </w:r>
           </w:p>
           <w:p>
@@ -2044,7 +2166,13 @@
               <w:t xml:space="preserve">Delivered products to </w:t>
             </w:r>
             <w:r>
-              <w:t xml:space="preserve">iOS, Chromebooks and Android as well as </w:t>
+              <w:t>iOS,</w:t>
+            </w:r>
+            <w:r>
+              <w:t xml:space="preserve"> Android and</w:t>
+            </w:r>
+            <w:r>
+              <w:t xml:space="preserve"> Chromebooks as well as </w:t>
             </w:r>
             <w:r>
               <w:t xml:space="preserve">Windows, </w:t>
@@ -2078,7 +2206,13 @@
               <w:t>documentation</w:t>
             </w:r>
             <w:r>
-              <w:t xml:space="preserve"> for developers, business stake-holders and end users</w:t>
+              <w:t xml:space="preserve"> for developers</w:t>
+            </w:r>
+            <w:r>
+              <w:t xml:space="preserve"> and</w:t>
+            </w:r>
+            <w:r>
+              <w:t xml:space="preserve"> business stake-holders</w:t>
             </w:r>
           </w:p>
           <w:p>
@@ -2143,12 +2277,18 @@
               <w:t>AngularJS</w:t>
             </w:r>
             <w:r>
-              <w:t>, Swift</w:t>
-            </w:r>
-            <w:r>
               <w:t>,</w:t>
             </w:r>
             <w:r>
+              <w:t xml:space="preserve"> Cordova, Electron,</w:t>
+            </w:r>
+            <w:r>
+              <w:t xml:space="preserve"> Swift</w:t>
+            </w:r>
+            <w:r>
+              <w:t>,</w:t>
+            </w:r>
+            <w:r>
               <w:t xml:space="preserve"> Elasticsearch</w:t>
             </w:r>
             <w:r>
@@ -2176,11 +2316,21 @@
               <w:t xml:space="preserve"> Bitbucket</w:t>
             </w:r>
             <w:r>
-              <w:t>, Mattermost</w:t>
-            </w:r>
+              <w:t xml:space="preserve">, </w:t>
+            </w:r>
+            <w:proofErr w:type="spellStart"/>
+            <w:r>
+              <w:t>Mattermost</w:t>
+            </w:r>
+            <w:proofErr w:type="spellEnd"/>
             <w:r>
               <w:t>, Jasmine/Karma</w:t>
             </w:r>
+          </w:p>
+          <w:p>
+            <w:pPr>
+              <w:pStyle w:val="SubsectionText"/>
+            </w:pPr>
           </w:p>
           <w:p>
             <w:pPr>
@@ -2793,7 +2943,15 @@
               <w:t>#, SQL,</w:t>
             </w:r>
             <w:r>
-              <w:t xml:space="preserve"> MobX,</w:t>
+              <w:t xml:space="preserve"> </w:t>
+            </w:r>
+            <w:proofErr w:type="spellStart"/>
+            <w:r>
+              <w:t>MobX</w:t>
+            </w:r>
+            <w:proofErr w:type="spellEnd"/>
+            <w:r>
+              <w:t>,</w:t>
             </w:r>
             <w:r>
               <w:t xml:space="preserve"> Jest, Enzyme,</w:t>
@@ -3380,10 +3538,18 @@
               <w:t xml:space="preserve"> the Incentives Module; also wrote stored procedures for the database as well as complex synchronizing mechanisms for handling data going to and from remote databases via web services. Developed intensive unit tests as well as high level functional tests. Worked with IT to generate a build and deploy pl</w:t>
             </w:r>
             <w:r>
-              <w:t>an, including the writing of MS</w:t>
-            </w:r>
-            <w:r>
-              <w:t xml:space="preserve">Build scripts. Explained and demonstrated the Incentives </w:t>
+              <w:t xml:space="preserve">an, including the writing of </w:t>
+            </w:r>
+            <w:proofErr w:type="spellStart"/>
+            <w:r>
+              <w:t>MS</w:t>
+            </w:r>
+            <w:r>
+              <w:t>Build</w:t>
+            </w:r>
+            <w:proofErr w:type="spellEnd"/>
+            <w:r>
+              <w:t xml:space="preserve"> scripts. Explained and demonstrated the Incentives </w:t>
             </w:r>
             <w:r>
               <w:t>Module to Staywell employees as well as</w:t>
@@ -3407,7 +3573,15 @@
               <w:t>UI</w:t>
             </w:r>
             <w:r>
-              <w:t xml:space="preserve"> design/layout and script generation. Produced ad-hoc data reports as requested. Organized, kicked off and lead the Email and eMessaging project.</w:t>
+              <w:t xml:space="preserve"> design/layout and script generation. Produced ad-hoc data reports as requested. Organized, kicked off and lead the Email and </w:t>
+            </w:r>
+            <w:proofErr w:type="spellStart"/>
+            <w:r>
+              <w:t>eMessaging</w:t>
+            </w:r>
+            <w:proofErr w:type="spellEnd"/>
+            <w:r>
+              <w:t xml:space="preserve"> project.</w:t>
             </w:r>
           </w:p>
           <w:p>
@@ -3471,7 +3645,15 @@
               <w:t xml:space="preserve"> selected to lead a new </w:t>
             </w:r>
             <w:r>
-              <w:t>2008 project: eMessaging and Em</w:t>
+              <w:t xml:space="preserve">2008 project: </w:t>
+            </w:r>
+            <w:proofErr w:type="spellStart"/>
+            <w:r>
+              <w:t>eMessaging</w:t>
+            </w:r>
+            <w:proofErr w:type="spellEnd"/>
+            <w:r>
+              <w:t xml:space="preserve"> and Em</w:t>
             </w:r>
             <w:r>
               <w:t>ail</w:t>
@@ -3530,7 +3712,15 @@
               <w:t>,</w:t>
             </w:r>
             <w:r>
-              <w:t xml:space="preserve"> MSBuild, Windows PowerShell,</w:t>
+              <w:t xml:space="preserve"> </w:t>
+            </w:r>
+            <w:proofErr w:type="spellStart"/>
+            <w:r>
+              <w:t>MSBuild</w:t>
+            </w:r>
+            <w:proofErr w:type="spellEnd"/>
+            <w:r>
+              <w:t>, Windows PowerShell,</w:t>
             </w:r>
             <w:r>
               <w:t xml:space="preserve"> Photoshop</w:t>
@@ -3836,8 +4026,13 @@
               <w:pStyle w:val="SubsectionDate"/>
               <w:spacing w:after="0"/>
             </w:pPr>
-            <w:r>
-              <w:t>Martin|Williams Advertising</w:t>
+            <w:proofErr w:type="spellStart"/>
+            <w:r>
+              <w:t>Martin|Williams</w:t>
+            </w:r>
+            <w:proofErr w:type="spellEnd"/>
+            <w:r>
+              <w:t xml:space="preserve"> Advertising</w:t>
             </w:r>
             <w:r>
               <w:t xml:space="preserve"> (Minneapolis, MN)</w:t>
@@ -4048,7 +4243,25 @@
                 <w:color w:val="auto"/>
                 <w:sz w:val="20"/>
               </w:rPr>
-              <w:t>erl, JEdit, SQL, MS SQL Server, Java</w:t>
+              <w:t xml:space="preserve">erl, </w:t>
+            </w:r>
+            <w:proofErr w:type="spellStart"/>
+            <w:r>
+              <w:rPr>
+                <w:rFonts w:ascii="Gill Sans MT" w:hAnsi="Gill Sans MT"/>
+                <w:color w:val="auto"/>
+                <w:sz w:val="20"/>
+              </w:rPr>
+              <w:t>JEdit</w:t>
+            </w:r>
+            <w:proofErr w:type="spellEnd"/>
+            <w:r>
+              <w:rPr>
+                <w:rFonts w:ascii="Gill Sans MT" w:hAnsi="Gill Sans MT"/>
+                <w:color w:val="auto"/>
+                <w:sz w:val="20"/>
+              </w:rPr>
+              <w:t>, SQL, MS SQL Server, Java</w:t>
             </w:r>
             <w:r>
               <w:rPr>
@@ -6832,6 +7045,7 @@
     <w:rsid w:val="000F0C4D"/>
     <w:rsid w:val="000F2BEE"/>
     <w:rsid w:val="000F6CC0"/>
+    <w:rsid w:val="0015317E"/>
     <w:rsid w:val="001544D0"/>
     <w:rsid w:val="00217F6C"/>
     <w:rsid w:val="00227834"/>
@@ -6842,12 +7056,14 @@
     <w:rsid w:val="00296CAB"/>
     <w:rsid w:val="002E7591"/>
     <w:rsid w:val="00317ED7"/>
+    <w:rsid w:val="00327A08"/>
     <w:rsid w:val="0036483C"/>
     <w:rsid w:val="0037111A"/>
     <w:rsid w:val="00380F97"/>
     <w:rsid w:val="003942A4"/>
     <w:rsid w:val="003B1FA3"/>
     <w:rsid w:val="003E0193"/>
+    <w:rsid w:val="00417528"/>
     <w:rsid w:val="004514A5"/>
     <w:rsid w:val="00460E5F"/>
     <w:rsid w:val="004941C3"/>
@@ -6866,6 +7082,7 @@
     <w:rsid w:val="006735D0"/>
     <w:rsid w:val="00697A58"/>
     <w:rsid w:val="006A004C"/>
+    <w:rsid w:val="006A3137"/>
     <w:rsid w:val="006A4AAC"/>
     <w:rsid w:val="006A7B1D"/>
     <w:rsid w:val="006E4E8D"/>
@@ -6910,9 +7127,11 @@
     <w:rsid w:val="00BD1A73"/>
     <w:rsid w:val="00BD5B19"/>
     <w:rsid w:val="00C2216D"/>
+    <w:rsid w:val="00C30669"/>
     <w:rsid w:val="00C423C2"/>
     <w:rsid w:val="00C444F3"/>
     <w:rsid w:val="00CA7CEB"/>
+    <w:rsid w:val="00CB7F36"/>
     <w:rsid w:val="00D51934"/>
     <w:rsid w:val="00DA460C"/>
     <w:rsid w:val="00DD4B0D"/>
@@ -7737,28 +7956,28 @@
 </file>
 
 <file path=customXml/item1.xml><?xml version="1.0" encoding="utf-8"?>
+<b:Sources xmlns:b="http://schemas.openxmlformats.org/officeDocument/2006/bibliography" xmlns="http://schemas.openxmlformats.org/officeDocument/2006/bibliography" SelectedStyle="\APA.XSL" StyleName="APA"/>
+</file>
+
+<file path=customXml/item2.xml><?xml version="1.0" encoding="utf-8"?>
 <tns:customPropertyEditors xmlns:tns="http://schemas.microsoft.com/office/2006/customDocumentInformationPanel">
   <tns:showOnOpen/>
   <tns:defaultPropertyEditorNamespace/>
 </tns:customPropertyEditors>
 </file>
 
-<file path=customXml/item2.xml><?xml version="1.0" encoding="utf-8"?>
-<b:Sources xmlns:b="http://schemas.openxmlformats.org/officeDocument/2006/bibliography" xmlns="http://schemas.openxmlformats.org/officeDocument/2006/bibliography" SelectedStyle="\APA.XSL" StyleName="APA"/>
+<file path=customXml/itemProps1.xml><?xml version="1.0" encoding="utf-8"?>
+<ds:datastoreItem xmlns:ds="http://schemas.openxmlformats.org/officeDocument/2006/customXml" ds:itemID="{D969D8E7-DE65-4484-B88C-6D0D14332A34}">
+  <ds:schemaRefs>
+    <ds:schemaRef ds:uri="http://schemas.openxmlformats.org/officeDocument/2006/bibliography"/>
+  </ds:schemaRefs>
+</ds:datastoreItem>
 </file>
 
-<file path=customXml/itemProps1.xml><?xml version="1.0" encoding="utf-8"?>
+<file path=customXml/itemProps2.xml><?xml version="1.0" encoding="utf-8"?>
 <ds:datastoreItem xmlns:ds="http://schemas.openxmlformats.org/officeDocument/2006/customXml" ds:itemID="{63361B41-9EA9-4B18-B598-1F4C6C2537EB}">
   <ds:schemaRefs>
     <ds:schemaRef ds:uri="http://schemas.microsoft.com/office/2006/customDocumentInformationPanel"/>
   </ds:schemaRefs>
 </ds:datastoreItem>
-</file>
-
-<file path=customXml/itemProps2.xml><?xml version="1.0" encoding="utf-8"?>
-<ds:datastoreItem xmlns:ds="http://schemas.openxmlformats.org/officeDocument/2006/customXml" ds:itemID="{D969D8E7-DE65-4484-B88C-6D0D14332A34}">
-  <ds:schemaRefs>
-    <ds:schemaRef ds:uri="http://schemas.openxmlformats.org/officeDocument/2006/bibliography"/>
-  </ds:schemaRefs>
-</ds:datastoreItem>
 </file>